--- a/templates/ABSEN_template.docx
+++ b/templates/ABSEN_template.docx
@@ -115,7 +115,7 @@
                 <w:sz w:val="24"/>
                 <w:szCs w:val="24"/>
               </w:rPr>
-              <w:t xml:space="preserve">{{hari}} </w:t>
+              <w:t>[[</w:t>
             </w:r>
             <w:r>
               <w:rPr>
@@ -123,7 +123,7 @@
                 <w:sz w:val="24"/>
                 <w:szCs w:val="24"/>
               </w:rPr>
-              <w:t xml:space="preserve">, </w:t>
+              <w:t>hari</w:t>
             </w:r>
             <w:r>
               <w:rPr>
@@ -131,7 +131,47 @@
                 <w:sz w:val="24"/>
                 <w:szCs w:val="24"/>
               </w:rPr>
-              <w:t>{{tanggal}}</w:t>
+              <w:t>]]</w:t>
+            </w:r>
+            <w:r>
+              <w:rPr>
+                <w:rFonts w:ascii="Arial" w:hAnsi="Arial" w:cs="Arial"/>
+                <w:sz w:val="24"/>
+                <w:szCs w:val="24"/>
+              </w:rPr>
+              <w:t xml:space="preserve"> </w:t>
+            </w:r>
+            <w:r>
+              <w:rPr>
+                <w:rFonts w:ascii="Arial" w:hAnsi="Arial" w:cs="Arial"/>
+                <w:sz w:val="24"/>
+                <w:szCs w:val="24"/>
+              </w:rPr>
+              <w:t xml:space="preserve">, </w:t>
+            </w:r>
+            <w:r>
+              <w:rPr>
+                <w:rFonts w:ascii="Arial" w:hAnsi="Arial" w:cs="Arial"/>
+                <w:sz w:val="24"/>
+                <w:szCs w:val="24"/>
+              </w:rPr>
+              <w:t>[[</w:t>
+            </w:r>
+            <w:r>
+              <w:rPr>
+                <w:rFonts w:ascii="Arial" w:hAnsi="Arial" w:cs="Arial"/>
+                <w:sz w:val="24"/>
+                <w:szCs w:val="24"/>
+              </w:rPr>
+              <w:t>tanggal</w:t>
+            </w:r>
+            <w:r>
+              <w:rPr>
+                <w:rFonts w:ascii="Arial" w:hAnsi="Arial" w:cs="Arial"/>
+                <w:sz w:val="24"/>
+                <w:szCs w:val="24"/>
+              </w:rPr>
+              <w:t>]]</w:t>
             </w:r>
           </w:p>
         </w:tc>
@@ -197,7 +237,25 @@
               <w:rPr>
                 <w:rFonts w:ascii="Arial" w:hAnsi="Arial" w:cs="Arial"/>
               </w:rPr>
-              <w:t xml:space="preserve">{{jam}} </w:t>
+              <w:t>[[</w:t>
+            </w:r>
+            <w:r>
+              <w:rPr>
+                <w:rFonts w:ascii="Arial" w:hAnsi="Arial" w:cs="Arial"/>
+              </w:rPr>
+              <w:t>jam</w:t>
+            </w:r>
+            <w:r>
+              <w:rPr>
+                <w:rFonts w:ascii="Arial" w:hAnsi="Arial" w:cs="Arial"/>
+              </w:rPr>
+              <w:t>]]</w:t>
+            </w:r>
+            <w:r>
+              <w:rPr>
+                <w:rFonts w:ascii="Arial" w:hAnsi="Arial" w:cs="Arial"/>
+              </w:rPr>
+              <w:t xml:space="preserve"> </w:t>
             </w:r>
             <w:r>
               <w:rPr>

--- a/templates/ABSEN_template.docx
+++ b/templates/ABSEN_template.docx
@@ -139,14 +139,6 @@
                 <w:sz w:val="24"/>
                 <w:szCs w:val="24"/>
               </w:rPr>
-              <w:t xml:space="preserve"> </w:t>
-            </w:r>
-            <w:r>
-              <w:rPr>
-                <w:rFonts w:ascii="Arial" w:hAnsi="Arial" w:cs="Arial"/>
-                <w:sz w:val="24"/>
-                <w:szCs w:val="24"/>
-              </w:rPr>
               <w:t xml:space="preserve">, </w:t>
             </w:r>
             <w:r>
@@ -250,18 +242,6 @@
                 <w:rFonts w:ascii="Arial" w:hAnsi="Arial" w:cs="Arial"/>
               </w:rPr>
               <w:t>]]</w:t>
-            </w:r>
-            <w:r>
-              <w:rPr>
-                <w:rFonts w:ascii="Arial" w:hAnsi="Arial" w:cs="Arial"/>
-              </w:rPr>
-              <w:t xml:space="preserve"> </w:t>
-            </w:r>
-            <w:r>
-              <w:rPr>
-                <w:rFonts w:ascii="Arial" w:hAnsi="Arial" w:cs="Arial"/>
-              </w:rPr>
-              <w:t>WIB s/d Selesai</w:t>
             </w:r>
           </w:p>
         </w:tc>

--- a/templates/ABSEN_template.docx
+++ b/templates/ABSEN_template.docx
@@ -44,13 +44,13 @@
         <w:tblLook w:val="04A0" w:firstRow="1" w:lastRow="0" w:firstColumn="1" w:lastColumn="0" w:noHBand="0" w:noVBand="1"/>
       </w:tblPr>
       <w:tblGrid>
-        <w:gridCol w:w="581"/>
-        <w:gridCol w:w="1136"/>
-        <w:gridCol w:w="708"/>
-        <w:gridCol w:w="1838"/>
-        <w:gridCol w:w="3537"/>
-        <w:gridCol w:w="2128"/>
-        <w:gridCol w:w="137"/>
+        <w:gridCol w:w="618"/>
+        <w:gridCol w:w="1134"/>
+        <w:gridCol w:w="705"/>
+        <w:gridCol w:w="1827"/>
+        <w:gridCol w:w="3523"/>
+        <w:gridCol w:w="2122"/>
+        <w:gridCol w:w="136"/>
       </w:tblGrid>
       <w:tr>
         <w:trPr>
@@ -537,7 +537,31 @@
                 <w:sz w:val="8"/>
                 <w:szCs w:val="8"/>
               </w:rPr>
-              <w:t>{#peserta} [[no]]</w:t>
+              <w:t>[[</w:t>
+            </w:r>
+            <w:r>
+              <w:rPr>
+                <w:rFonts w:ascii="Arial" w:hAnsi="Arial" w:cs="Arial"/>
+                <w:sz w:val="8"/>
+                <w:szCs w:val="8"/>
+              </w:rPr>
+              <w:t>#pesert</w:t>
+            </w:r>
+            <w:r>
+              <w:rPr>
+                <w:rFonts w:ascii="Arial" w:hAnsi="Arial" w:cs="Arial"/>
+                <w:sz w:val="8"/>
+                <w:szCs w:val="8"/>
+              </w:rPr>
+              <w:t>a]]</w:t>
+            </w:r>
+            <w:r>
+              <w:rPr>
+                <w:rFonts w:ascii="Arial" w:hAnsi="Arial" w:cs="Arial"/>
+                <w:sz w:val="8"/>
+                <w:szCs w:val="8"/>
+              </w:rPr>
+              <w:t xml:space="preserve"> [[no]]</w:t>
             </w:r>
           </w:p>
         </w:tc>
@@ -597,7 +621,19 @@
               <w:rPr>
                 <w:rFonts w:ascii="Arial" w:hAnsi="Arial" w:cs="Arial"/>
               </w:rPr>
-              <w:t>{/peserta}</w:t>
+              <w:t>[[</w:t>
+            </w:r>
+            <w:r>
+              <w:rPr>
+                <w:rFonts w:ascii="Arial" w:hAnsi="Arial" w:cs="Arial"/>
+              </w:rPr>
+              <w:t>/peserta</w:t>
+            </w:r>
+            <w:r>
+              <w:rPr>
+                <w:rFonts w:ascii="Arial" w:hAnsi="Arial" w:cs="Arial"/>
+              </w:rPr>
+              <w:t>]]</w:t>
             </w:r>
           </w:p>
         </w:tc>

--- a/templates/ABSEN_template.docx
+++ b/templates/ABSEN_template.docx
@@ -44,13 +44,13 @@
         <w:tblLook w:val="04A0" w:firstRow="1" w:lastRow="0" w:firstColumn="1" w:lastColumn="0" w:noHBand="0" w:noVBand="1"/>
       </w:tblPr>
       <w:tblGrid>
-        <w:gridCol w:w="618"/>
-        <w:gridCol w:w="1134"/>
-        <w:gridCol w:w="705"/>
-        <w:gridCol w:w="1827"/>
-        <w:gridCol w:w="3523"/>
-        <w:gridCol w:w="2122"/>
-        <w:gridCol w:w="136"/>
+        <w:gridCol w:w="707"/>
+        <w:gridCol w:w="1127"/>
+        <w:gridCol w:w="698"/>
+        <w:gridCol w:w="1798"/>
+        <w:gridCol w:w="3485"/>
+        <w:gridCol w:w="2115"/>
+        <w:gridCol w:w="135"/>
       </w:tblGrid>
       <w:tr>
         <w:trPr>
@@ -307,7 +307,7 @@
               <w:rPr>
                 <w:rFonts w:ascii="Arial" w:hAnsi="Arial" w:cs="Arial"/>
               </w:rPr>
-              <w:t>Ruang Aula lantai 2 Kantor KIP Kab. Pidie Jaya</w:t>
+              <w:t>[[tempat]]</w:t>
             </w:r>
           </w:p>
         </w:tc>
@@ -373,13 +373,7 @@
               <w:rPr>
                 <w:rFonts w:ascii="Arial" w:hAnsi="Arial" w:cs="Arial"/>
               </w:rPr>
-              <w:t xml:space="preserve">Rapat </w:t>
-            </w:r>
-            <w:r>
-              <w:rPr>
-                <w:rFonts w:ascii="Arial" w:hAnsi="Arial" w:cs="Arial"/>
-              </w:rPr>
-              <w:t>Pleno Rutin, Evaluasi Pelaksanaan Kegiatan Mingguan Dan Hal-Hal Yang Dianggap Perlu</w:t>
+              <w:t>[[agenda]]</w:t>
             </w:r>
           </w:p>
           <w:p>
@@ -561,7 +555,13 @@
                 <w:sz w:val="8"/>
                 <w:szCs w:val="8"/>
               </w:rPr>
-              <w:t xml:space="preserve"> [[no]]</w:t>
+              <w:t xml:space="preserve"> </w:t>
+            </w:r>
+            <w:r>
+              <w:rPr>
+                <w:rFonts w:ascii="Arial" w:hAnsi="Arial" w:cs="Arial"/>
+              </w:rPr>
+              <w:t>[[no]]</w:t>
             </w:r>
           </w:p>
         </w:tc>
@@ -615,25 +615,59 @@
             <w:pPr>
               <w:rPr>
                 <w:rFonts w:ascii="Arial" w:hAnsi="Arial" w:cs="Arial"/>
+                <w:sz w:val="10"/>
+                <w:szCs w:val="10"/>
               </w:rPr>
             </w:pPr>
             <w:r>
               <w:rPr>
                 <w:rFonts w:ascii="Arial" w:hAnsi="Arial" w:cs="Arial"/>
+                <w:sz w:val="10"/>
+                <w:szCs w:val="10"/>
               </w:rPr>
               <w:t>[[</w:t>
             </w:r>
             <w:r>
               <w:rPr>
                 <w:rFonts w:ascii="Arial" w:hAnsi="Arial" w:cs="Arial"/>
+                <w:sz w:val="10"/>
+                <w:szCs w:val="10"/>
               </w:rPr>
               <w:t>/peserta</w:t>
             </w:r>
             <w:r>
               <w:rPr>
                 <w:rFonts w:ascii="Arial" w:hAnsi="Arial" w:cs="Arial"/>
+                <w:sz w:val="10"/>
+                <w:szCs w:val="10"/>
               </w:rPr>
               <w:t>]]</w:t>
+            </w:r>
+          </w:p>
+          <w:p>
+            <w:pPr>
+              <w:rPr>
+                <w:rFonts w:ascii="Arial" w:hAnsi="Arial" w:cs="Arial"/>
+              </w:rPr>
+            </w:pPr>
+            <w:r>
+              <w:rPr>
+                <w:rFonts w:ascii="Arial" w:hAnsi="Arial" w:cs="Arial"/>
+              </w:rPr>
+              <w:t>[[ttdNoKiri]]</w:t>
+            </w:r>
+          </w:p>
+          <w:p>
+            <w:pPr>
+              <w:rPr>
+                <w:rFonts w:ascii="Arial" w:hAnsi="Arial" w:cs="Arial"/>
+              </w:rPr>
+            </w:pPr>
+            <w:r>
+              <w:rPr>
+                <w:rFonts w:ascii="Arial" w:hAnsi="Arial" w:cs="Arial"/>
+              </w:rPr>
+              <w:t>[[ttdNoKanan]]</w:t>
             </w:r>
           </w:p>
         </w:tc>
@@ -1953,7 +1987,6 @@
   <w:style w:type="character" w:default="1" w:styleId="DefaultParagraphFont">
     <w:name w:val="Default Paragraph Font"/>
     <w:uiPriority w:val="1"/>
-    <w:semiHidden/>
     <w:unhideWhenUsed/>
   </w:style>
   <w:style w:type="table" w:default="1" w:styleId="TableNormal">

--- a/templates/ABSEN_template.docx
+++ b/templates/ABSEN_template.docx
@@ -47,9 +47,9 @@
         <w:gridCol w:w="707"/>
         <w:gridCol w:w="1127"/>
         <w:gridCol w:w="698"/>
-        <w:gridCol w:w="1798"/>
+        <w:gridCol w:w="1797"/>
         <w:gridCol w:w="3485"/>
-        <w:gridCol w:w="2115"/>
+        <w:gridCol w:w="2116"/>
         <w:gridCol w:w="135"/>
       </w:tblGrid>
       <w:tr>
@@ -112,56 +112,42 @@
             <w:r>
               <w:rPr>
                 <w:rFonts w:ascii="Arial" w:hAnsi="Arial" w:cs="Arial"/>
-                <w:sz w:val="24"/>
-                <w:szCs w:val="24"/>
               </w:rPr>
               <w:t>[[</w:t>
             </w:r>
             <w:r>
               <w:rPr>
                 <w:rFonts w:ascii="Arial" w:hAnsi="Arial" w:cs="Arial"/>
-                <w:sz w:val="24"/>
-                <w:szCs w:val="24"/>
               </w:rPr>
               <w:t>hari</w:t>
             </w:r>
             <w:r>
               <w:rPr>
                 <w:rFonts w:ascii="Arial" w:hAnsi="Arial" w:cs="Arial"/>
-                <w:sz w:val="24"/>
-                <w:szCs w:val="24"/>
               </w:rPr>
               <w:t>]]</w:t>
             </w:r>
             <w:r>
               <w:rPr>
                 <w:rFonts w:ascii="Arial" w:hAnsi="Arial" w:cs="Arial"/>
-                <w:sz w:val="24"/>
-                <w:szCs w:val="24"/>
               </w:rPr>
               <w:t xml:space="preserve">, </w:t>
             </w:r>
             <w:r>
               <w:rPr>
                 <w:rFonts w:ascii="Arial" w:hAnsi="Arial" w:cs="Arial"/>
-                <w:sz w:val="24"/>
-                <w:szCs w:val="24"/>
               </w:rPr>
               <w:t>[[</w:t>
             </w:r>
             <w:r>
               <w:rPr>
                 <w:rFonts w:ascii="Arial" w:hAnsi="Arial" w:cs="Arial"/>
-                <w:sz w:val="24"/>
-                <w:szCs w:val="24"/>
               </w:rPr>
               <w:t>tanggal</w:t>
             </w:r>
             <w:r>
               <w:rPr>
                 <w:rFonts w:ascii="Arial" w:hAnsi="Arial" w:cs="Arial"/>
-                <w:sz w:val="24"/>
-                <w:szCs w:val="24"/>
               </w:rPr>
               <w:t>]]</w:t>
             </w:r>
@@ -528,32 +514,32 @@
             <w:r>
               <w:rPr>
                 <w:rFonts w:ascii="Arial" w:hAnsi="Arial" w:cs="Arial"/>
-                <w:sz w:val="8"/>
-                <w:szCs w:val="8"/>
+                <w:sz w:val="6"/>
+                <w:szCs w:val="6"/>
               </w:rPr>
               <w:t>[[</w:t>
             </w:r>
             <w:r>
               <w:rPr>
                 <w:rFonts w:ascii="Arial" w:hAnsi="Arial" w:cs="Arial"/>
-                <w:sz w:val="8"/>
-                <w:szCs w:val="8"/>
+                <w:sz w:val="6"/>
+                <w:szCs w:val="6"/>
               </w:rPr>
               <w:t>#pesert</w:t>
             </w:r>
             <w:r>
               <w:rPr>
                 <w:rFonts w:ascii="Arial" w:hAnsi="Arial" w:cs="Arial"/>
-                <w:sz w:val="8"/>
-                <w:szCs w:val="8"/>
+                <w:sz w:val="6"/>
+                <w:szCs w:val="6"/>
               </w:rPr>
               <w:t>a]]</w:t>
             </w:r>
             <w:r>
               <w:rPr>
                 <w:rFonts w:ascii="Arial" w:hAnsi="Arial" w:cs="Arial"/>
-                <w:sz w:val="8"/>
-                <w:szCs w:val="8"/>
+                <w:sz w:val="6"/>
+                <w:szCs w:val="6"/>
               </w:rPr>
               <w:t xml:space="preserve"> </w:t>
             </w:r>
@@ -615,31 +601,31 @@
             <w:pPr>
               <w:rPr>
                 <w:rFonts w:ascii="Arial" w:hAnsi="Arial" w:cs="Arial"/>
-                <w:sz w:val="10"/>
-                <w:szCs w:val="10"/>
+                <w:sz w:val="6"/>
+                <w:szCs w:val="6"/>
               </w:rPr>
             </w:pPr>
             <w:r>
               <w:rPr>
                 <w:rFonts w:ascii="Arial" w:hAnsi="Arial" w:cs="Arial"/>
-                <w:sz w:val="10"/>
-                <w:szCs w:val="10"/>
+                <w:sz w:val="6"/>
+                <w:szCs w:val="6"/>
               </w:rPr>
               <w:t>[[</w:t>
             </w:r>
             <w:r>
               <w:rPr>
                 <w:rFonts w:ascii="Arial" w:hAnsi="Arial" w:cs="Arial"/>
-                <w:sz w:val="10"/>
-                <w:szCs w:val="10"/>
+                <w:sz w:val="6"/>
+                <w:szCs w:val="6"/>
               </w:rPr>
               <w:t>/peserta</w:t>
             </w:r>
             <w:r>
               <w:rPr>
                 <w:rFonts w:ascii="Arial" w:hAnsi="Arial" w:cs="Arial"/>
-                <w:sz w:val="10"/>
-                <w:szCs w:val="10"/>
+                <w:sz w:val="6"/>
+                <w:szCs w:val="6"/>
               </w:rPr>
               <w:t>]]</w:t>
             </w:r>
@@ -659,6 +645,7 @@
           </w:p>
           <w:p>
             <w:pPr>
+              <w:jc w:val="center"/>
               <w:rPr>
                 <w:rFonts w:ascii="Arial" w:hAnsi="Arial" w:cs="Arial"/>
               </w:rPr>
@@ -1987,6 +1974,7 @@
   <w:style w:type="character" w:default="1" w:styleId="DefaultParagraphFont">
     <w:name w:val="Default Paragraph Font"/>
     <w:uiPriority w:val="1"/>
+    <w:semiHidden/>
     <w:unhideWhenUsed/>
   </w:style>
   <w:style w:type="table" w:default="1" w:styleId="TableNormal">

--- a/templates/ABSEN_template.docx
+++ b/templates/ABSEN_template.docx
@@ -44,12 +44,12 @@
         <w:tblLook w:val="04A0" w:firstRow="1" w:lastRow="0" w:firstColumn="1" w:lastColumn="0" w:noHBand="0" w:noVBand="1"/>
       </w:tblPr>
       <w:tblGrid>
-        <w:gridCol w:w="707"/>
-        <w:gridCol w:w="1127"/>
-        <w:gridCol w:w="698"/>
-        <w:gridCol w:w="1797"/>
-        <w:gridCol w:w="3485"/>
-        <w:gridCol w:w="2116"/>
+        <w:gridCol w:w="706"/>
+        <w:gridCol w:w="1128"/>
+        <w:gridCol w:w="699"/>
+        <w:gridCol w:w="1802"/>
+        <w:gridCol w:w="3490"/>
+        <w:gridCol w:w="2105"/>
         <w:gridCol w:w="135"/>
       </w:tblGrid>
       <w:tr>
@@ -599,6 +599,7 @@
           </w:tcPr>
           <w:p>
             <w:pPr>
+              <w:jc w:val="center"/>
               <w:rPr>
                 <w:rFonts w:ascii="Arial" w:hAnsi="Arial" w:cs="Arial"/>
                 <w:sz w:val="6"/>
@@ -628,19 +629,6 @@
                 <w:szCs w:val="6"/>
               </w:rPr>
               <w:t>]]</w:t>
-            </w:r>
-          </w:p>
-          <w:p>
-            <w:pPr>
-              <w:rPr>
-                <w:rFonts w:ascii="Arial" w:hAnsi="Arial" w:cs="Arial"/>
-              </w:rPr>
-            </w:pPr>
-            <w:r>
-              <w:rPr>
-                <w:rFonts w:ascii="Arial" w:hAnsi="Arial" w:cs="Arial"/>
-              </w:rPr>
-              <w:t>[[ttdNoKiri]]</w:t>
             </w:r>
           </w:p>
           <w:p>
@@ -654,7 +642,7 @@
               <w:rPr>
                 <w:rFonts w:ascii="Arial" w:hAnsi="Arial" w:cs="Arial"/>
               </w:rPr>
-              <w:t>[[ttdNoKanan]]</w:t>
+              <w:t>[[ttdNo]]</w:t>
             </w:r>
           </w:p>
         </w:tc>

--- a/templates/ABSEN_template.docx
+++ b/templates/ABSEN_template.docx
@@ -1,6 +1,6 @@
 
 <file path=word/document.xml><?xml version="1.0" encoding="utf-8"?>
-<w:document xmlns:wpc="http://schemas.microsoft.com/office/word/2010/wordprocessingCanvas" xmlns:cx="http://schemas.microsoft.com/office/drawing/2014/chartex" xmlns:cx1="http://schemas.microsoft.com/office/drawing/2015/9/8/chartex" xmlns:cx2="http://schemas.microsoft.com/office/drawing/2015/10/21/chartex" xmlns:cx3="http://schemas.microsoft.com/office/drawing/2016/5/9/chartex" xmlns:cx4="http://schemas.microsoft.com/office/drawing/2016/5/10/chartex" xmlns:cx5="http://schemas.microsoft.com/office/drawing/2016/5/11/chartex" xmlns:cx6="http://schemas.microsoft.com/office/drawing/2016/5/12/chartex" xmlns:cx7="http://schemas.microsoft.com/office/drawing/2016/5/13/chartex" xmlns:cx8="http://schemas.microsoft.com/office/drawing/2016/5/14/chartex" xmlns:mc="http://schemas.openxmlformats.org/markup-compatibility/2006" xmlns:aink="http://schemas.microsoft.com/office/drawing/2016/ink" xmlns:am3d="http://schemas.microsoft.com/office/drawing/2017/model3d" xmlns:o="urn:schemas-microsoft-com:office:office" xmlns:oel="http://schemas.microsoft.com/office/2019/extlst" xmlns:r="http://schemas.openxmlformats.org/officeDocument/2006/relationships" xmlns:m="http://schemas.openxmlformats.org/officeDocument/2006/math" xmlns:v="urn:schemas-microsoft-com:vml" xmlns:wp14="http://schemas.microsoft.com/office/word/2010/wordprocessingDrawing" xmlns:wp="http://schemas.openxmlformats.org/drawingml/2006/wordprocessingDrawing" xmlns:w10="urn:schemas-microsoft-com:office:word" xmlns:w="http://schemas.openxmlformats.org/wordprocessingml/2006/main" xmlns:w14="http://schemas.microsoft.com/office/word/2010/wordml" xmlns:w15="http://schemas.microsoft.com/office/word/2012/wordml" xmlns:w16cex="http://schemas.microsoft.com/office/word/2018/wordml/cex" xmlns:w16cid="http://schemas.microsoft.com/office/word/2016/wordml/cid" xmlns:w16="http://schemas.microsoft.com/office/word/2018/wordml" xmlns:w16du="http://schemas.microsoft.com/office/word/2023/wordml/word16du" xmlns:w16sdtdh="http://schemas.microsoft.com/office/word/2020/wordml/sdtdatahash" xmlns:w16sdtfl="http://schemas.microsoft.com/office/word/2024/wordml/sdtformatlock" xmlns:w16se="http://schemas.microsoft.com/office/word/2015/wordml/symex" xmlns:wpg="http://schemas.microsoft.com/office/word/2010/wordprocessingGroup" xmlns:wpi="http://schemas.microsoft.com/office/word/2010/wordprocessingInk" xmlns:wne="http://schemas.microsoft.com/office/word/2006/wordml" xmlns:wps="http://schemas.microsoft.com/office/word/2010/wordprocessingShape" mc:Ignorable="w14 w15 w16se w16cid w16 w16cex w16sdtdh w16sdtfl w16du wp14">
+<w:document xmlns:wpc="http://schemas.microsoft.com/office/word/2010/wordprocessingCanvas" xmlns:cx="http://schemas.microsoft.com/office/drawing/2014/chartex" xmlns:cx1="http://schemas.microsoft.com/office/drawing/2015/9/8/chartex" xmlns:cx2="http://schemas.microsoft.com/office/drawing/2015/10/21/chartex" xmlns:cx3="http://schemas.microsoft.com/office/drawing/2016/5/9/chartex" xmlns:cx4="http://schemas.microsoft.com/office/drawing/2016/5/10/chartex" xmlns:cx5="http://schemas.microsoft.com/office/drawing/2016/5/11/chartex" xmlns:cx6="http://schemas.microsoft.com/office/drawing/2016/5/12/chartex" xmlns:cx7="http://schemas.microsoft.com/office/drawing/2016/5/13/chartex" xmlns:cx8="http://schemas.microsoft.com/office/drawing/2016/5/14/chartex" xmlns:mc="http://schemas.openxmlformats.org/markup-compatibility/2006" xmlns:aink="http://schemas.microsoft.com/office/drawing/2016/ink" xmlns:am3d="http://schemas.microsoft.com/office/drawing/2017/model3d" xmlns:o="urn:schemas-microsoft-com:office:office" xmlns:r="http://schemas.openxmlformats.org/officeDocument/2006/relationships" xmlns:m="http://schemas.openxmlformats.org/officeDocument/2006/math" xmlns:v="urn:schemas-microsoft-com:vml" xmlns:wp14="http://schemas.microsoft.com/office/word/2010/wordprocessingDrawing" xmlns:wp="http://schemas.openxmlformats.org/drawingml/2006/wordprocessingDrawing" xmlns:w10="urn:schemas-microsoft-com:office:word" xmlns:w="http://schemas.openxmlformats.org/wordprocessingml/2006/main" xmlns:w14="http://schemas.microsoft.com/office/word/2010/wordml" xmlns:w15="http://schemas.microsoft.com/office/word/2012/wordml" xmlns:w16cex="http://schemas.microsoft.com/office/word/2018/wordml/cex" xmlns:w16cid="http://schemas.microsoft.com/office/word/2016/wordml/cid" xmlns:w16="http://schemas.microsoft.com/office/word/2018/wordml" xmlns:w16sdtdh="http://schemas.microsoft.com/office/word/2020/wordml/sdtdatahash" xmlns:w16se="http://schemas.microsoft.com/office/word/2015/wordml/symex" xmlns:wpg="http://schemas.microsoft.com/office/word/2010/wordprocessingGroup" xmlns:wpi="http://schemas.microsoft.com/office/word/2010/wordprocessingInk" xmlns:wne="http://schemas.microsoft.com/office/word/2006/wordml" xmlns:wps="http://schemas.microsoft.com/office/word/2010/wordprocessingShape" mc:Ignorable="w14 w15 w16se w16cid w16 w16cex w16sdtdh wp14">
   <w:body>
     <w:p>
       <w:pPr>
@@ -18,7 +18,7 @@
           <w:b/>
           <w:bCs/>
         </w:rPr>
-        <w:t>ABSEN</w:t>
+        <w:t>DAFTAR</w:t>
       </w:r>
       <w:r>
         <w:rPr>
@@ -719,7 +719,7 @@
 </file>
 
 <file path=word/endnotes.xml><?xml version="1.0" encoding="utf-8"?>
-<w:endnotes xmlns:wpc="http://schemas.microsoft.com/office/word/2010/wordprocessingCanvas" xmlns:cx="http://schemas.microsoft.com/office/drawing/2014/chartex" xmlns:cx1="http://schemas.microsoft.com/office/drawing/2015/9/8/chartex" xmlns:cx2="http://schemas.microsoft.com/office/drawing/2015/10/21/chartex" xmlns:cx3="http://schemas.microsoft.com/office/drawing/2016/5/9/chartex" xmlns:cx4="http://schemas.microsoft.com/office/drawing/2016/5/10/chartex" xmlns:cx5="http://schemas.microsoft.com/office/drawing/2016/5/11/chartex" xmlns:cx6="http://schemas.microsoft.com/office/drawing/2016/5/12/chartex" xmlns:cx7="http://schemas.microsoft.com/office/drawing/2016/5/13/chartex" xmlns:cx8="http://schemas.microsoft.com/office/drawing/2016/5/14/chartex" xmlns:mc="http://schemas.openxmlformats.org/markup-compatibility/2006" xmlns:aink="http://schemas.microsoft.com/office/drawing/2016/ink" xmlns:am3d="http://schemas.microsoft.com/office/drawing/2017/model3d" xmlns:o="urn:schemas-microsoft-com:office:office" xmlns:oel="http://schemas.microsoft.com/office/2019/extlst" xmlns:r="http://schemas.openxmlformats.org/officeDocument/2006/relationships" xmlns:m="http://schemas.openxmlformats.org/officeDocument/2006/math" xmlns:v="urn:schemas-microsoft-com:vml" xmlns:wp14="http://schemas.microsoft.com/office/word/2010/wordprocessingDrawing" xmlns:wp="http://schemas.openxmlformats.org/drawingml/2006/wordprocessingDrawing" xmlns:w10="urn:schemas-microsoft-com:office:word" xmlns:w="http://schemas.openxmlformats.org/wordprocessingml/2006/main" xmlns:w14="http://schemas.microsoft.com/office/word/2010/wordml" xmlns:w15="http://schemas.microsoft.com/office/word/2012/wordml" xmlns:w16cex="http://schemas.microsoft.com/office/word/2018/wordml/cex" xmlns:w16cid="http://schemas.microsoft.com/office/word/2016/wordml/cid" xmlns:w16="http://schemas.microsoft.com/office/word/2018/wordml" xmlns:w16du="http://schemas.microsoft.com/office/word/2023/wordml/word16du" xmlns:w16sdtdh="http://schemas.microsoft.com/office/word/2020/wordml/sdtdatahash" xmlns:w16sdtfl="http://schemas.microsoft.com/office/word/2024/wordml/sdtformatlock" xmlns:w16se="http://schemas.microsoft.com/office/word/2015/wordml/symex" xmlns:wpg="http://schemas.microsoft.com/office/word/2010/wordprocessingGroup" xmlns:wpi="http://schemas.microsoft.com/office/word/2010/wordprocessingInk" xmlns:wne="http://schemas.microsoft.com/office/word/2006/wordml" xmlns:wps="http://schemas.microsoft.com/office/word/2010/wordprocessingShape" mc:Ignorable="w14 w15 w16se w16cid w16 w16cex w16sdtdh w16sdtfl w16du wp14">
+<w:endnotes xmlns:wpc="http://schemas.microsoft.com/office/word/2010/wordprocessingCanvas" xmlns:cx="http://schemas.microsoft.com/office/drawing/2014/chartex" xmlns:cx1="http://schemas.microsoft.com/office/drawing/2015/9/8/chartex" xmlns:cx2="http://schemas.microsoft.com/office/drawing/2015/10/21/chartex" xmlns:cx3="http://schemas.microsoft.com/office/drawing/2016/5/9/chartex" xmlns:cx4="http://schemas.microsoft.com/office/drawing/2016/5/10/chartex" xmlns:cx5="http://schemas.microsoft.com/office/drawing/2016/5/11/chartex" xmlns:cx6="http://schemas.microsoft.com/office/drawing/2016/5/12/chartex" xmlns:cx7="http://schemas.microsoft.com/office/drawing/2016/5/13/chartex" xmlns:cx8="http://schemas.microsoft.com/office/drawing/2016/5/14/chartex" xmlns:mc="http://schemas.openxmlformats.org/markup-compatibility/2006" xmlns:aink="http://schemas.microsoft.com/office/drawing/2016/ink" xmlns:am3d="http://schemas.microsoft.com/office/drawing/2017/model3d" xmlns:o="urn:schemas-microsoft-com:office:office" xmlns:r="http://schemas.openxmlformats.org/officeDocument/2006/relationships" xmlns:m="http://schemas.openxmlformats.org/officeDocument/2006/math" xmlns:v="urn:schemas-microsoft-com:vml" xmlns:wp14="http://schemas.microsoft.com/office/word/2010/wordprocessingDrawing" xmlns:wp="http://schemas.openxmlformats.org/drawingml/2006/wordprocessingDrawing" xmlns:w10="urn:schemas-microsoft-com:office:word" xmlns:w="http://schemas.openxmlformats.org/wordprocessingml/2006/main" xmlns:w14="http://schemas.microsoft.com/office/word/2010/wordml" xmlns:w15="http://schemas.microsoft.com/office/word/2012/wordml" xmlns:w16cex="http://schemas.microsoft.com/office/word/2018/wordml/cex" xmlns:w16cid="http://schemas.microsoft.com/office/word/2016/wordml/cid" xmlns:w16="http://schemas.microsoft.com/office/word/2018/wordml" xmlns:w16sdtdh="http://schemas.microsoft.com/office/word/2020/wordml/sdtdatahash" xmlns:w16se="http://schemas.microsoft.com/office/word/2015/wordml/symex" xmlns:wpg="http://schemas.microsoft.com/office/word/2010/wordprocessingGroup" xmlns:wpi="http://schemas.microsoft.com/office/word/2010/wordprocessingInk" xmlns:wne="http://schemas.microsoft.com/office/word/2006/wordml" xmlns:wps="http://schemas.microsoft.com/office/word/2010/wordprocessingShape" mc:Ignorable="w14 w15 w16se w16cid w16 w16cex w16sdtdh wp14">
   <w:endnote w:type="separator" w:id="-1">
     <w:p>
       <w:pPr>
@@ -744,7 +744,7 @@
 </file>
 
 <file path=word/footnotes.xml><?xml version="1.0" encoding="utf-8"?>
-<w:footnotes xmlns:wpc="http://schemas.microsoft.com/office/word/2010/wordprocessingCanvas" xmlns:cx="http://schemas.microsoft.com/office/drawing/2014/chartex" xmlns:cx1="http://schemas.microsoft.com/office/drawing/2015/9/8/chartex" xmlns:cx2="http://schemas.microsoft.com/office/drawing/2015/10/21/chartex" xmlns:cx3="http://schemas.microsoft.com/office/drawing/2016/5/9/chartex" xmlns:cx4="http://schemas.microsoft.com/office/drawing/2016/5/10/chartex" xmlns:cx5="http://schemas.microsoft.com/office/drawing/2016/5/11/chartex" xmlns:cx6="http://schemas.microsoft.com/office/drawing/2016/5/12/chartex" xmlns:cx7="http://schemas.microsoft.com/office/drawing/2016/5/13/chartex" xmlns:cx8="http://schemas.microsoft.com/office/drawing/2016/5/14/chartex" xmlns:mc="http://schemas.openxmlformats.org/markup-compatibility/2006" xmlns:aink="http://schemas.microsoft.com/office/drawing/2016/ink" xmlns:am3d="http://schemas.microsoft.com/office/drawing/2017/model3d" xmlns:o="urn:schemas-microsoft-com:office:office" xmlns:oel="http://schemas.microsoft.com/office/2019/extlst" xmlns:r="http://schemas.openxmlformats.org/officeDocument/2006/relationships" xmlns:m="http://schemas.openxmlformats.org/officeDocument/2006/math" xmlns:v="urn:schemas-microsoft-com:vml" xmlns:wp14="http://schemas.microsoft.com/office/word/2010/wordprocessingDrawing" xmlns:wp="http://schemas.openxmlformats.org/drawingml/2006/wordprocessingDrawing" xmlns:w10="urn:schemas-microsoft-com:office:word" xmlns:w="http://schemas.openxmlformats.org/wordprocessingml/2006/main" xmlns:w14="http://schemas.microsoft.com/office/word/2010/wordml" xmlns:w15="http://schemas.microsoft.com/office/word/2012/wordml" xmlns:w16cex="http://schemas.microsoft.com/office/word/2018/wordml/cex" xmlns:w16cid="http://schemas.microsoft.com/office/word/2016/wordml/cid" xmlns:w16="http://schemas.microsoft.com/office/word/2018/wordml" xmlns:w16du="http://schemas.microsoft.com/office/word/2023/wordml/word16du" xmlns:w16sdtdh="http://schemas.microsoft.com/office/word/2020/wordml/sdtdatahash" xmlns:w16sdtfl="http://schemas.microsoft.com/office/word/2024/wordml/sdtformatlock" xmlns:w16se="http://schemas.microsoft.com/office/word/2015/wordml/symex" xmlns:wpg="http://schemas.microsoft.com/office/word/2010/wordprocessingGroup" xmlns:wpi="http://schemas.microsoft.com/office/word/2010/wordprocessingInk" xmlns:wne="http://schemas.microsoft.com/office/word/2006/wordml" xmlns:wps="http://schemas.microsoft.com/office/word/2010/wordprocessingShape" mc:Ignorable="w14 w15 w16se w16cid w16 w16cex w16sdtdh w16sdtfl w16du wp14">
+<w:footnotes xmlns:wpc="http://schemas.microsoft.com/office/word/2010/wordprocessingCanvas" xmlns:cx="http://schemas.microsoft.com/office/drawing/2014/chartex" xmlns:cx1="http://schemas.microsoft.com/office/drawing/2015/9/8/chartex" xmlns:cx2="http://schemas.microsoft.com/office/drawing/2015/10/21/chartex" xmlns:cx3="http://schemas.microsoft.com/office/drawing/2016/5/9/chartex" xmlns:cx4="http://schemas.microsoft.com/office/drawing/2016/5/10/chartex" xmlns:cx5="http://schemas.microsoft.com/office/drawing/2016/5/11/chartex" xmlns:cx6="http://schemas.microsoft.com/office/drawing/2016/5/12/chartex" xmlns:cx7="http://schemas.microsoft.com/office/drawing/2016/5/13/chartex" xmlns:cx8="http://schemas.microsoft.com/office/drawing/2016/5/14/chartex" xmlns:mc="http://schemas.openxmlformats.org/markup-compatibility/2006" xmlns:aink="http://schemas.microsoft.com/office/drawing/2016/ink" xmlns:am3d="http://schemas.microsoft.com/office/drawing/2017/model3d" xmlns:o="urn:schemas-microsoft-com:office:office" xmlns:r="http://schemas.openxmlformats.org/officeDocument/2006/relationships" xmlns:m="http://schemas.openxmlformats.org/officeDocument/2006/math" xmlns:v="urn:schemas-microsoft-com:vml" xmlns:wp14="http://schemas.microsoft.com/office/word/2010/wordprocessingDrawing" xmlns:wp="http://schemas.openxmlformats.org/drawingml/2006/wordprocessingDrawing" xmlns:w10="urn:schemas-microsoft-com:office:word" xmlns:w="http://schemas.openxmlformats.org/wordprocessingml/2006/main" xmlns:w14="http://schemas.microsoft.com/office/word/2010/wordml" xmlns:w15="http://schemas.microsoft.com/office/word/2012/wordml" xmlns:w16cex="http://schemas.microsoft.com/office/word/2018/wordml/cex" xmlns:w16cid="http://schemas.microsoft.com/office/word/2016/wordml/cid" xmlns:w16="http://schemas.microsoft.com/office/word/2018/wordml" xmlns:w16sdtdh="http://schemas.microsoft.com/office/word/2020/wordml/sdtdatahash" xmlns:w16se="http://schemas.microsoft.com/office/word/2015/wordml/symex" xmlns:wpg="http://schemas.microsoft.com/office/word/2010/wordprocessingGroup" xmlns:wpi="http://schemas.microsoft.com/office/word/2010/wordprocessingInk" xmlns:wne="http://schemas.microsoft.com/office/word/2006/wordml" xmlns:wps="http://schemas.microsoft.com/office/word/2010/wordprocessingShape" mc:Ignorable="w14 w15 w16se w16cid w16 w16cex w16sdtdh wp14">
   <w:footnote w:type="separator" w:id="-1">
     <w:p>
       <w:pPr>
@@ -769,7 +769,7 @@
 </file>
 
 <file path=word/header1.xml><?xml version="1.0" encoding="utf-8"?>
-<w:hdr xmlns:wpc="http://schemas.microsoft.com/office/word/2010/wordprocessingCanvas" xmlns:cx="http://schemas.microsoft.com/office/drawing/2014/chartex" xmlns:cx1="http://schemas.microsoft.com/office/drawing/2015/9/8/chartex" xmlns:cx2="http://schemas.microsoft.com/office/drawing/2015/10/21/chartex" xmlns:cx3="http://schemas.microsoft.com/office/drawing/2016/5/9/chartex" xmlns:cx4="http://schemas.microsoft.com/office/drawing/2016/5/10/chartex" xmlns:cx5="http://schemas.microsoft.com/office/drawing/2016/5/11/chartex" xmlns:cx6="http://schemas.microsoft.com/office/drawing/2016/5/12/chartex" xmlns:cx7="http://schemas.microsoft.com/office/drawing/2016/5/13/chartex" xmlns:cx8="http://schemas.microsoft.com/office/drawing/2016/5/14/chartex" xmlns:mc="http://schemas.openxmlformats.org/markup-compatibility/2006" xmlns:aink="http://schemas.microsoft.com/office/drawing/2016/ink" xmlns:am3d="http://schemas.microsoft.com/office/drawing/2017/model3d" xmlns:o="urn:schemas-microsoft-com:office:office" xmlns:oel="http://schemas.microsoft.com/office/2019/extlst" xmlns:r="http://schemas.openxmlformats.org/officeDocument/2006/relationships" xmlns:m="http://schemas.openxmlformats.org/officeDocument/2006/math" xmlns:v="urn:schemas-microsoft-com:vml" xmlns:wp14="http://schemas.microsoft.com/office/word/2010/wordprocessingDrawing" xmlns:wp="http://schemas.openxmlformats.org/drawingml/2006/wordprocessingDrawing" xmlns:w10="urn:schemas-microsoft-com:office:word" xmlns:w="http://schemas.openxmlformats.org/wordprocessingml/2006/main" xmlns:w14="http://schemas.microsoft.com/office/word/2010/wordml" xmlns:w15="http://schemas.microsoft.com/office/word/2012/wordml" xmlns:w16cex="http://schemas.microsoft.com/office/word/2018/wordml/cex" xmlns:w16cid="http://schemas.microsoft.com/office/word/2016/wordml/cid" xmlns:w16="http://schemas.microsoft.com/office/word/2018/wordml" xmlns:w16du="http://schemas.microsoft.com/office/word/2023/wordml/word16du" xmlns:w16sdtdh="http://schemas.microsoft.com/office/word/2020/wordml/sdtdatahash" xmlns:w16sdtfl="http://schemas.microsoft.com/office/word/2024/wordml/sdtformatlock" xmlns:w16se="http://schemas.microsoft.com/office/word/2015/wordml/symex" xmlns:wpg="http://schemas.microsoft.com/office/word/2010/wordprocessingGroup" xmlns:wpi="http://schemas.microsoft.com/office/word/2010/wordprocessingInk" xmlns:wne="http://schemas.microsoft.com/office/word/2006/wordml" xmlns:wps="http://schemas.microsoft.com/office/word/2010/wordprocessingShape" mc:Ignorable="w14 w15 w16se w16cid w16 w16cex w16sdtdh w16sdtfl w16du wp14">
+<w:hdr xmlns:wpc="http://schemas.microsoft.com/office/word/2010/wordprocessingCanvas" xmlns:cx="http://schemas.microsoft.com/office/drawing/2014/chartex" xmlns:cx1="http://schemas.microsoft.com/office/drawing/2015/9/8/chartex" xmlns:cx2="http://schemas.microsoft.com/office/drawing/2015/10/21/chartex" xmlns:cx3="http://schemas.microsoft.com/office/drawing/2016/5/9/chartex" xmlns:cx4="http://schemas.microsoft.com/office/drawing/2016/5/10/chartex" xmlns:cx5="http://schemas.microsoft.com/office/drawing/2016/5/11/chartex" xmlns:cx6="http://schemas.microsoft.com/office/drawing/2016/5/12/chartex" xmlns:cx7="http://schemas.microsoft.com/office/drawing/2016/5/13/chartex" xmlns:cx8="http://schemas.microsoft.com/office/drawing/2016/5/14/chartex" xmlns:mc="http://schemas.openxmlformats.org/markup-compatibility/2006" xmlns:aink="http://schemas.microsoft.com/office/drawing/2016/ink" xmlns:am3d="http://schemas.microsoft.com/office/drawing/2017/model3d" xmlns:o="urn:schemas-microsoft-com:office:office" xmlns:r="http://schemas.openxmlformats.org/officeDocument/2006/relationships" xmlns:m="http://schemas.openxmlformats.org/officeDocument/2006/math" xmlns:v="urn:schemas-microsoft-com:vml" xmlns:wp14="http://schemas.microsoft.com/office/word/2010/wordprocessingDrawing" xmlns:wp="http://schemas.openxmlformats.org/drawingml/2006/wordprocessingDrawing" xmlns:w10="urn:schemas-microsoft-com:office:word" xmlns:w="http://schemas.openxmlformats.org/wordprocessingml/2006/main" xmlns:w14="http://schemas.microsoft.com/office/word/2010/wordml" xmlns:w15="http://schemas.microsoft.com/office/word/2012/wordml" xmlns:w16cex="http://schemas.microsoft.com/office/word/2018/wordml/cex" xmlns:w16cid="http://schemas.microsoft.com/office/word/2016/wordml/cid" xmlns:w16="http://schemas.microsoft.com/office/word/2018/wordml" xmlns:w16sdtdh="http://schemas.microsoft.com/office/word/2020/wordml/sdtdatahash" xmlns:w16se="http://schemas.microsoft.com/office/word/2015/wordml/symex" xmlns:wpg="http://schemas.microsoft.com/office/word/2010/wordprocessingGroup" xmlns:wpi="http://schemas.microsoft.com/office/word/2010/wordprocessingInk" xmlns:wne="http://schemas.microsoft.com/office/word/2006/wordml" xmlns:wps="http://schemas.microsoft.com/office/word/2010/wordprocessingShape" mc:Ignorable="w14 w15 w16se w16cid w16 w16cex w16sdtdh wp14">
   <w:p>
     <w:pPr>
       <w:spacing w:after="0" w:line="240" w:lineRule="auto"/>
@@ -927,7 +927,7 @@
             </wp:anchor>
           </w:drawing>
         </mc:Choice>
-        <mc:Fallback>
+        <mc:Fallback xmlns:w16sdtfl="http://schemas.microsoft.com/office/word/2024/wordml/sdtformatlock" xmlns:w16du="http://schemas.microsoft.com/office/word/2023/wordml/word16du" xmlns:oel="http://schemas.microsoft.com/office/2019/extlst">
           <w:pict>
             <v:shapetype w14:anchorId="4E724343" id="_x0000_t202" coordsize="21600,21600" o:spt="202" path="m,l,21600r21600,l21600,xe">
               <v:stroke joinstyle="miter"/>
@@ -1142,7 +1142,7 @@
             </wp:anchor>
           </w:drawing>
         </mc:Choice>
-        <mc:Fallback>
+        <mc:Fallback xmlns:w16sdtfl="http://schemas.microsoft.com/office/word/2024/wordml/sdtformatlock" xmlns:w16du="http://schemas.microsoft.com/office/word/2023/wordml/word16du" xmlns:oel="http://schemas.microsoft.com/office/2019/extlst">
           <w:pict>
             <v:shapetype w14:anchorId="11E46B12" id="_x0000_t32" coordsize="21600,21600" o:spt="32" o:oned="t" path="m,l21600,21600e" filled="f">
               <v:path arrowok="t" fillok="f" o:connecttype="none"/>
@@ -1209,7 +1209,7 @@
             </wp:anchor>
           </w:drawing>
         </mc:Choice>
-        <mc:Fallback>
+        <mc:Fallback xmlns:w16sdtfl="http://schemas.microsoft.com/office/word/2024/wordml/sdtformatlock" xmlns:w16du="http://schemas.microsoft.com/office/word/2023/wordml/word16du" xmlns:oel="http://schemas.microsoft.com/office/2019/extlst">
           <w:pict>
             <v:shape w14:anchorId="75B82845" id="Straight Arrow Connector 1" o:spid="_x0000_s1026" type="#_x0000_t32" style="position:absolute;margin-left:45.25pt;margin-top:9.45pt;width:467.25pt;height:1.5pt;flip:y;z-index:251662336;visibility:visible;mso-wrap-style:square;mso-width-percent:0;mso-height-percent:0;mso-wrap-distance-left:9pt;mso-wrap-distance-top:0;mso-wrap-distance-right:9pt;mso-wrap-distance-bottom:0;mso-position-horizontal:absolute;mso-position-horizontal-relative:text;mso-position-vertical:absolute;mso-position-vertical-relative:text;mso-width-percent:0;mso-height-percent:0;mso-width-relative:page;mso-height-relative:page" o:gfxdata="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" stroked="f"/>
           </w:pict>
@@ -1262,7 +1262,7 @@
 </file>
 
 <file path=word/numbering.xml><?xml version="1.0" encoding="utf-8"?>
-<w:numbering xmlns:wpc="http://schemas.microsoft.com/office/word/2010/wordprocessingCanvas" xmlns:cx="http://schemas.microsoft.com/office/drawing/2014/chartex" xmlns:cx1="http://schemas.microsoft.com/office/drawing/2015/9/8/chartex" xmlns:cx2="http://schemas.microsoft.com/office/drawing/2015/10/21/chartex" xmlns:cx3="http://schemas.microsoft.com/office/drawing/2016/5/9/chartex" xmlns:cx4="http://schemas.microsoft.com/office/drawing/2016/5/10/chartex" xmlns:cx5="http://schemas.microsoft.com/office/drawing/2016/5/11/chartex" xmlns:cx6="http://schemas.microsoft.com/office/drawing/2016/5/12/chartex" xmlns:cx7="http://schemas.microsoft.com/office/drawing/2016/5/13/chartex" xmlns:cx8="http://schemas.microsoft.com/office/drawing/2016/5/14/chartex" xmlns:mc="http://schemas.openxmlformats.org/markup-compatibility/2006" xmlns:aink="http://schemas.microsoft.com/office/drawing/2016/ink" xmlns:am3d="http://schemas.microsoft.com/office/drawing/2017/model3d" xmlns:o="urn:schemas-microsoft-com:office:office" xmlns:oel="http://schemas.microsoft.com/office/2019/extlst" xmlns:r="http://schemas.openxmlformats.org/officeDocument/2006/relationships" xmlns:m="http://schemas.openxmlformats.org/officeDocument/2006/math" xmlns:v="urn:schemas-microsoft-com:vml" xmlns:wp14="http://schemas.microsoft.com/office/word/2010/wordprocessingDrawing" xmlns:wp="http://schemas.openxmlformats.org/drawingml/2006/wordprocessingDrawing" xmlns:w10="urn:schemas-microsoft-com:office:word" xmlns:w="http://schemas.openxmlformats.org/wordprocessingml/2006/main" xmlns:w14="http://schemas.microsoft.com/office/word/2010/wordml" xmlns:w15="http://schemas.microsoft.com/office/word/2012/wordml" xmlns:w16cex="http://schemas.microsoft.com/office/word/2018/wordml/cex" xmlns:w16cid="http://schemas.microsoft.com/office/word/2016/wordml/cid" xmlns:w16="http://schemas.microsoft.com/office/word/2018/wordml" xmlns:w16du="http://schemas.microsoft.com/office/word/2023/wordml/word16du" xmlns:w16sdtdh="http://schemas.microsoft.com/office/word/2020/wordml/sdtdatahash" xmlns:w16sdtfl="http://schemas.microsoft.com/office/word/2024/wordml/sdtformatlock" xmlns:w16se="http://schemas.microsoft.com/office/word/2015/wordml/symex" xmlns:wpg="http://schemas.microsoft.com/office/word/2010/wordprocessingGroup" xmlns:wpi="http://schemas.microsoft.com/office/word/2010/wordprocessingInk" xmlns:wne="http://schemas.microsoft.com/office/word/2006/wordml" xmlns:wps="http://schemas.microsoft.com/office/word/2010/wordprocessingShape" mc:Ignorable="w14 w15 w16se w16cid w16 w16cex w16sdtdh w16sdtfl w16du wp14">
+<w:numbering xmlns:wpc="http://schemas.microsoft.com/office/word/2010/wordprocessingCanvas" xmlns:cx="http://schemas.microsoft.com/office/drawing/2014/chartex" xmlns:cx1="http://schemas.microsoft.com/office/drawing/2015/9/8/chartex" xmlns:cx2="http://schemas.microsoft.com/office/drawing/2015/10/21/chartex" xmlns:cx3="http://schemas.microsoft.com/office/drawing/2016/5/9/chartex" xmlns:cx4="http://schemas.microsoft.com/office/drawing/2016/5/10/chartex" xmlns:cx5="http://schemas.microsoft.com/office/drawing/2016/5/11/chartex" xmlns:cx6="http://schemas.microsoft.com/office/drawing/2016/5/12/chartex" xmlns:cx7="http://schemas.microsoft.com/office/drawing/2016/5/13/chartex" xmlns:cx8="http://schemas.microsoft.com/office/drawing/2016/5/14/chartex" xmlns:mc="http://schemas.openxmlformats.org/markup-compatibility/2006" xmlns:aink="http://schemas.microsoft.com/office/drawing/2016/ink" xmlns:am3d="http://schemas.microsoft.com/office/drawing/2017/model3d" xmlns:o="urn:schemas-microsoft-com:office:office" xmlns:r="http://schemas.openxmlformats.org/officeDocument/2006/relationships" xmlns:m="http://schemas.openxmlformats.org/officeDocument/2006/math" xmlns:v="urn:schemas-microsoft-com:vml" xmlns:wp14="http://schemas.microsoft.com/office/word/2010/wordprocessingDrawing" xmlns:wp="http://schemas.openxmlformats.org/drawingml/2006/wordprocessingDrawing" xmlns:w10="urn:schemas-microsoft-com:office:word" xmlns:w="http://schemas.openxmlformats.org/wordprocessingml/2006/main" xmlns:w14="http://schemas.microsoft.com/office/word/2010/wordml" xmlns:w15="http://schemas.microsoft.com/office/word/2012/wordml" xmlns:w16cex="http://schemas.microsoft.com/office/word/2018/wordml/cex" xmlns:w16cid="http://schemas.microsoft.com/office/word/2016/wordml/cid" xmlns:w16="http://schemas.microsoft.com/office/word/2018/wordml" xmlns:w16sdtdh="http://schemas.microsoft.com/office/word/2020/wordml/sdtdatahash" xmlns:w16se="http://schemas.microsoft.com/office/word/2015/wordml/symex" xmlns:wpg="http://schemas.microsoft.com/office/word/2010/wordprocessingGroup" xmlns:wpi="http://schemas.microsoft.com/office/word/2010/wordprocessingInk" xmlns:wne="http://schemas.microsoft.com/office/word/2006/wordml" xmlns:wps="http://schemas.microsoft.com/office/word/2010/wordprocessingShape" mc:Ignorable="w14 w15 w16se w16cid w16 w16cex w16sdtdh wp14">
   <w:abstractNum w:abstractNumId="0" w15:restartNumberingAfterBreak="0">
     <w:nsid w:val="256D74C0"/>
     <w:multiLevelType w:val="hybridMultilevel"/>
@@ -1352,14 +1352,14 @@
       </w:pPr>
     </w:lvl>
   </w:abstractNum>
-  <w:num w:numId="1" w16cid:durableId="195966724">
+  <w:num w:numId="1">
     <w:abstractNumId w:val="0"/>
   </w:num>
 </w:numbering>
 </file>
 
 <file path=word/styles.xml><?xml version="1.0" encoding="utf-8"?>
-<w:styles xmlns:mc="http://schemas.openxmlformats.org/markup-compatibility/2006" xmlns:r="http://schemas.openxmlformats.org/officeDocument/2006/relationships" xmlns:w="http://schemas.openxmlformats.org/wordprocessingml/2006/main" xmlns:w14="http://schemas.microsoft.com/office/word/2010/wordml" xmlns:w15="http://schemas.microsoft.com/office/word/2012/wordml" xmlns:w16cex="http://schemas.microsoft.com/office/word/2018/wordml/cex" xmlns:w16cid="http://schemas.microsoft.com/office/word/2016/wordml/cid" xmlns:w16="http://schemas.microsoft.com/office/word/2018/wordml" xmlns:w16du="http://schemas.microsoft.com/office/word/2023/wordml/word16du" xmlns:w16sdtdh="http://schemas.microsoft.com/office/word/2020/wordml/sdtdatahash" xmlns:w16sdtfl="http://schemas.microsoft.com/office/word/2024/wordml/sdtformatlock" xmlns:w16se="http://schemas.microsoft.com/office/word/2015/wordml/symex" mc:Ignorable="w14 w15 w16se w16cid w16 w16cex w16sdtdh w16sdtfl w16du">
+<w:styles xmlns:mc="http://schemas.openxmlformats.org/markup-compatibility/2006" xmlns:r="http://schemas.openxmlformats.org/officeDocument/2006/relationships" xmlns:w="http://schemas.openxmlformats.org/wordprocessingml/2006/main" xmlns:w14="http://schemas.microsoft.com/office/word/2010/wordml" xmlns:w15="http://schemas.microsoft.com/office/word/2012/wordml" xmlns:w16cex="http://schemas.microsoft.com/office/word/2018/wordml/cex" xmlns:w16cid="http://schemas.microsoft.com/office/word/2016/wordml/cid" xmlns:w16="http://schemas.microsoft.com/office/word/2018/wordml" xmlns:w16sdtdh="http://schemas.microsoft.com/office/word/2020/wordml/sdtdatahash" xmlns:w16se="http://schemas.microsoft.com/office/word/2015/wordml/symex" mc:Ignorable="w14 w15 w16se w16cid w16 w16cex w16sdtdh">
   <w:docDefaults>
     <w:rPrDefault>
       <w:rPr>
